--- a/歌词表.docx
+++ b/歌词表.docx
@@ -2,7 +2,7 @@
 <file path=word/document.xml><?xml version="1.0" encoding="utf-8"?>
 <w:document xmlns:w="http://schemas.openxmlformats.org/wordprocessingml/2006/main" xmlns:m="http://schemas.openxmlformats.org/officeDocument/2006/math" xmlns:r="http://schemas.openxmlformats.org/officeDocument/2006/relationships" xmlns:o="urn:schemas-microsoft-com:office:office" xmlns:v="urn:schemas-microsoft-com:vml" xmlns:w10="urn:schemas-microsoft-com:office:word" xmlns:a="http://schemas.openxmlformats.org/drawingml/2006/main" xmlns:pic="http://schemas.openxmlformats.org/drawingml/2006/picture" xmlns:wp="http://schemas.openxmlformats.org/drawingml/2006/wordprocessingDrawing">
   <w:body>
-    <w:bookmarkStart w:id="12" w:name="春天的故事歌词表"/>
+    <w:bookmarkStart w:id="10" w:name="在希望的田野上歌词表"/>
     <w:p>
       <w:pPr>
         <w:pStyle w:val="Heading1"/>
@@ -11,7 +11,19 @@
         <w:rPr>
           <w:rFonts w:hint="eastAsia"/>
         </w:rPr>
-        <w:t xml:space="preserve">《春天的故事》歌词表</w:t>
+        <w:t xml:space="preserve">《在希望的田野上》歌词表</w:t>
+      </w:r>
+    </w:p>
+    <w:bookmarkStart w:id="9" w:name="人分配"/>
+    <w:p>
+      <w:pPr>
+        <w:pStyle w:val="Heading2"/>
+      </w:pPr>
+      <w:r>
+        <w:rPr>
+          <w:rFonts w:hint="eastAsia"/>
+        </w:rPr>
+        <w:t xml:space="preserve">5人分配</w:t>
       </w:r>
     </w:p>
     <w:p>
@@ -21,18 +33,6 @@
         </w:pict>
       </w:r>
     </w:p>
-    <w:bookmarkStart w:id="9" w:name="第一段1979年画了一个圈"/>
-    <w:p>
-      <w:pPr>
-        <w:pStyle w:val="Heading2"/>
-      </w:pPr>
-      <w:r>
-        <w:rPr>
-          <w:rFonts w:hint="eastAsia"/>
-        </w:rPr>
-        <w:t xml:space="preserve">第一段：1979年，画了一个圈</w:t>
-      </w:r>
-    </w:p>
     <w:p>
       <w:pPr>
         <w:pStyle w:val="BlockText"/>
@@ -49,7 +49,7 @@
           <w:b/>
           <w:bCs/>
         </w:rPr>
-        <w:t xml:space="preserve">叶县平</w:t>
+        <w:t xml:space="preserve">吴思琪</w:t>
       </w:r>
     </w:p>
     <w:p>
@@ -60,130 +60,34 @@
         <w:rPr>
           <w:rFonts w:hint="eastAsia"/>
         </w:rPr>
-        <w:t xml:space="preserve">那是一个春天</w:t>
-      </w:r>
-      <w:r>
-        <w:t xml:space="preserve"> </w:t>
-      </w:r>
-      <w:r>
-        <w:rPr>
-          <w:rFonts w:hint="eastAsia"/>
-        </w:rPr>
-        <w:t xml:space="preserve">有一位老人在中国的南海边画了一个圈</w:t>
-      </w:r>
-      <w:r>
-        <w:t xml:space="preserve"> </w:t>
-      </w:r>
-      <w:r>
-        <w:rPr>
-          <w:rFonts w:hint="eastAsia"/>
-        </w:rPr>
-        <w:t xml:space="preserve">神话般地崛起座座城</w:t>
-      </w:r>
-      <w:r>
-        <w:t xml:space="preserve"> </w:t>
-      </w:r>
-      <w:r>
-        <w:rPr>
-          <w:rFonts w:hint="eastAsia"/>
-        </w:rPr>
-        <w:t xml:space="preserve">奇迹般地聚起座座金山</w:t>
-      </w:r>
-    </w:p>
-    <w:p>
-      <w:pPr>
-        <w:pStyle w:val="BlockText"/>
-      </w:pPr>
-      <w:r>
-        <w:t xml:space="preserve">🎤</w:t>
-      </w:r>
-      <w:r>
-        <w:t xml:space="preserve"> </w:t>
-      </w:r>
-      <w:r>
-        <w:rPr>
-          <w:rFonts w:hint="eastAsia"/>
-          <w:b/>
-          <w:bCs/>
-        </w:rPr>
-        <w:t xml:space="preserve">吴思琪</w:t>
-      </w:r>
-    </w:p>
-    <w:p>
-      <w:pPr>
-        <w:pStyle w:val="FirstParagraph"/>
-      </w:pPr>
-      <w:r>
-        <w:rPr>
-          <w:rFonts w:hint="eastAsia"/>
-        </w:rPr>
-        <w:t xml:space="preserve">春雷啊唤醒了长城内外</w:t>
-      </w:r>
-      <w:r>
-        <w:t xml:space="preserve"> </w:t>
-      </w:r>
-      <w:r>
-        <w:rPr>
-          <w:rFonts w:hint="eastAsia"/>
-        </w:rPr>
-        <w:t xml:space="preserve">春晖啊暖透了大江两岸</w:t>
-      </w:r>
-    </w:p>
-    <w:p>
-      <w:pPr>
-        <w:pStyle w:val="BlockText"/>
-      </w:pPr>
-      <w:r>
-        <w:t xml:space="preserve">🎤</w:t>
-      </w:r>
-      <w:r>
-        <w:t xml:space="preserve"> </w:t>
-      </w:r>
-      <w:r>
-        <w:rPr>
-          <w:rFonts w:hint="eastAsia"/>
-          <w:b/>
-          <w:bCs/>
-        </w:rPr>
-        <w:t xml:space="preserve">蹇婉怡</w:t>
-      </w:r>
-    </w:p>
-    <w:p>
-      <w:pPr>
-        <w:pStyle w:val="FirstParagraph"/>
-      </w:pPr>
-      <w:r>
-        <w:rPr>
-          <w:rFonts w:hint="eastAsia"/>
-        </w:rPr>
-        <w:t xml:space="preserve">啊中国，啊中国</w:t>
-      </w:r>
-      <w:r>
-        <w:t xml:space="preserve"> </w:t>
-      </w:r>
-      <w:r>
-        <w:rPr>
-          <w:rFonts w:hint="eastAsia"/>
-        </w:rPr>
-        <w:t xml:space="preserve">你迈开了气壮山河的新步伐</w:t>
-      </w:r>
-      <w:r>
-        <w:t xml:space="preserve"> </w:t>
-      </w:r>
-      <w:r>
-        <w:rPr>
-          <w:rFonts w:hint="eastAsia"/>
-        </w:rPr>
-        <w:t xml:space="preserve">你迈开了气壮山河的新步伐</w:t>
-      </w:r>
-      <w:r>
-        <w:t xml:space="preserve"> </w:t>
-      </w:r>
-      <w:r>
-        <w:rPr>
-          <w:rFonts w:hint="eastAsia"/>
-        </w:rPr>
-        <w:t xml:space="preserve">走进万象更新的春天</w:t>
+        <w:t xml:space="preserve">我们的家乡</w:t>
+      </w:r>
+      <w:r>
+        <w:t xml:space="preserve"> </w:t>
+      </w:r>
+      <w:r>
+        <w:rPr>
+          <w:rFonts w:hint="eastAsia"/>
+        </w:rPr>
+        <w:t xml:space="preserve">在希望的田野上</w:t>
+      </w:r>
+      <w:r>
+        <w:t xml:space="preserve"> </w:t>
+      </w:r>
+      <w:r>
+        <w:rPr>
+          <w:rFonts w:hint="eastAsia"/>
+        </w:rPr>
+        <w:t xml:space="preserve">炊烟在新建的住房上飘荡</w:t>
+      </w:r>
+      <w:r>
+        <w:t xml:space="preserve"> </w:t>
+      </w:r>
+      <w:r>
+        <w:rPr>
+          <w:rFonts w:hint="eastAsia"/>
+        </w:rPr>
+        <w:t xml:space="preserve">小河在美丽的村庄旁流淌</w:t>
       </w:r>
     </w:p>
     <w:p>
@@ -193,17 +97,97 @@
         </w:pict>
       </w:r>
     </w:p>
-    <w:bookmarkEnd w:id="9"/>
-    <w:bookmarkStart w:id="10" w:name="间奏纯音乐30秒"/>
-    <w:p>
-      <w:pPr>
-        <w:pStyle w:val="Heading2"/>
-      </w:pPr>
-      <w:r>
-        <w:rPr>
-          <w:rFonts w:hint="eastAsia"/>
-        </w:rPr>
-        <w:t xml:space="preserve">间奏（纯音乐，30秒）</w:t>
+    <w:p>
+      <w:pPr>
+        <w:pStyle w:val="BlockText"/>
+      </w:pPr>
+      <w:r>
+        <w:t xml:space="preserve">🎤</w:t>
+      </w:r>
+      <w:r>
+        <w:t xml:space="preserve"> </w:t>
+      </w:r>
+      <w:r>
+        <w:rPr>
+          <w:rFonts w:hint="eastAsia"/>
+          <w:b/>
+          <w:bCs/>
+        </w:rPr>
+        <w:t xml:space="preserve">蹇琬颐</w:t>
+      </w:r>
+    </w:p>
+    <w:p>
+      <w:pPr>
+        <w:pStyle w:val="FirstParagraph"/>
+      </w:pPr>
+      <w:r>
+        <w:rPr>
+          <w:rFonts w:hint="eastAsia"/>
+        </w:rPr>
+        <w:t xml:space="preserve">一片冬麦</w:t>
+      </w:r>
+      <w:r>
+        <w:t xml:space="preserve"> </w:t>
+      </w:r>
+      <w:r>
+        <w:rPr>
+          <w:rFonts w:hint="eastAsia"/>
+        </w:rPr>
+        <w:t xml:space="preserve">那个一片高粱</w:t>
+      </w:r>
+      <w:r>
+        <w:t xml:space="preserve"> </w:t>
+      </w:r>
+      <w:r>
+        <w:rPr>
+          <w:rFonts w:hint="eastAsia"/>
+        </w:rPr>
+        <w:t xml:space="preserve">十里哟荷塘</w:t>
+      </w:r>
+      <w:r>
+        <w:t xml:space="preserve"> </w:t>
+      </w:r>
+      <w:r>
+        <w:rPr>
+          <w:rFonts w:hint="eastAsia"/>
+        </w:rPr>
+        <w:t xml:space="preserve">十里果香</w:t>
+      </w:r>
+      <w:r>
+        <w:t xml:space="preserve"> </w:t>
+      </w:r>
+      <w:r>
+        <w:rPr>
+          <w:rFonts w:hint="eastAsia"/>
+        </w:rPr>
+        <w:t xml:space="preserve">哎嘿哟</w:t>
+      </w:r>
+      <w:r>
+        <w:t xml:space="preserve"> </w:t>
+      </w:r>
+      <w:r>
+        <w:rPr>
+          <w:rFonts w:hint="eastAsia"/>
+        </w:rPr>
+        <w:t xml:space="preserve">哎嘿依嘿哟</w:t>
+      </w:r>
+      <w:r>
+        <w:t xml:space="preserve"> </w:t>
+      </w:r>
+      <w:r>
+        <w:rPr>
+          <w:rFonts w:hint="eastAsia"/>
+        </w:rPr>
+        <w:t xml:space="preserve">我们世世代代在这田野上生活</w:t>
+      </w:r>
+      <w:r>
+        <w:t xml:space="preserve"> </w:t>
+      </w:r>
+      <w:r>
+        <w:rPr>
+          <w:rFonts w:hint="eastAsia"/>
+        </w:rPr>
+        <w:t xml:space="preserve">为她富裕为她兴旺</w:t>
       </w:r>
     </w:p>
     <w:p>
@@ -213,17 +197,31 @@
         </w:pict>
       </w:r>
     </w:p>
-    <w:bookmarkEnd w:id="10"/>
-    <w:bookmarkStart w:id="11" w:name="第二段1992年写下诗篇"/>
-    <w:p>
-      <w:pPr>
-        <w:pStyle w:val="Heading2"/>
-      </w:pPr>
-      <w:r>
-        <w:rPr>
-          <w:rFonts w:hint="eastAsia"/>
-        </w:rPr>
-        <w:t xml:space="preserve">第二段：1992年，写下诗篇</w:t>
+    <w:p>
+      <w:pPr>
+        <w:pStyle w:val="FirstParagraph"/>
+      </w:pPr>
+      <w:r>
+        <w:rPr>
+          <w:rFonts w:hint="eastAsia"/>
+        </w:rPr>
+        <w:t xml:space="preserve">（间奏</w:t>
+      </w:r>
+      <w:r>
+        <w:t xml:space="preserve"> </w:t>
+      </w:r>
+      <w:r>
+        <w:rPr>
+          <w:rFonts w:hint="eastAsia"/>
+        </w:rPr>
+        <w:t xml:space="preserve">5秒）</w:t>
+      </w:r>
+    </w:p>
+    <w:p>
+      <w:r>
+        <w:pict>
+          <v:rect style="width:0;height:1.5pt" o:hralign="center" o:hrstd="t" o:hr="t"/>
+        </w:pict>
       </w:r>
     </w:p>
     <w:p>
@@ -253,34 +251,41 @@
         <w:rPr>
           <w:rFonts w:hint="eastAsia"/>
         </w:rPr>
-        <w:t xml:space="preserve">那是一个春天</w:t>
-      </w:r>
-      <w:r>
-        <w:t xml:space="preserve"> </w:t>
-      </w:r>
-      <w:r>
-        <w:rPr>
-          <w:rFonts w:hint="eastAsia"/>
-        </w:rPr>
-        <w:t xml:space="preserve">有一位老人在中国的南海边写下诗篇</w:t>
-      </w:r>
-      <w:r>
-        <w:t xml:space="preserve"> </w:t>
-      </w:r>
-      <w:r>
-        <w:rPr>
-          <w:rFonts w:hint="eastAsia"/>
-        </w:rPr>
-        <w:t xml:space="preserve">天地间荡起滚滚春潮</w:t>
-      </w:r>
-      <w:r>
-        <w:t xml:space="preserve"> </w:t>
-      </w:r>
-      <w:r>
-        <w:rPr>
-          <w:rFonts w:hint="eastAsia"/>
-        </w:rPr>
-        <w:t xml:space="preserve">征途上扬起浩浩风帆</w:t>
+        <w:t xml:space="preserve">我们的理想</w:t>
+      </w:r>
+      <w:r>
+        <w:t xml:space="preserve"> </w:t>
+      </w:r>
+      <w:r>
+        <w:rPr>
+          <w:rFonts w:hint="eastAsia"/>
+        </w:rPr>
+        <w:t xml:space="preserve">在希望的田野上</w:t>
+      </w:r>
+      <w:r>
+        <w:t xml:space="preserve"> </w:t>
+      </w:r>
+      <w:r>
+        <w:rPr>
+          <w:rFonts w:hint="eastAsia"/>
+        </w:rPr>
+        <w:t xml:space="preserve">禾苗在农民的汗水里抽穗</w:t>
+      </w:r>
+      <w:r>
+        <w:t xml:space="preserve"> </w:t>
+      </w:r>
+      <w:r>
+        <w:rPr>
+          <w:rFonts w:hint="eastAsia"/>
+        </w:rPr>
+        <w:t xml:space="preserve">牛羊在牧人的笛声中成长</w:t>
+      </w:r>
+    </w:p>
+    <w:p>
+      <w:r>
+        <w:pict>
+          <v:rect style="width:0;height:1.5pt" o:hralign="center" o:hrstd="t" o:hr="t"/>
+        </w:pict>
       </w:r>
     </w:p>
     <w:p>
@@ -310,16 +315,77 @@
         <w:rPr>
           <w:rFonts w:hint="eastAsia"/>
         </w:rPr>
-        <w:t xml:space="preserve">春风啊吹绿了东方神州</w:t>
-      </w:r>
-      <w:r>
-        <w:t xml:space="preserve"> </w:t>
-      </w:r>
-      <w:r>
-        <w:rPr>
-          <w:rFonts w:hint="eastAsia"/>
-        </w:rPr>
-        <w:t xml:space="preserve">春雨啊滋润了华夏故园</w:t>
+        <w:t xml:space="preserve">西村纺花</w:t>
+      </w:r>
+      <w:r>
+        <w:t xml:space="preserve"> </w:t>
+      </w:r>
+      <w:r>
+        <w:rPr>
+          <w:rFonts w:hint="eastAsia"/>
+        </w:rPr>
+        <w:t xml:space="preserve">那个东港撒网</w:t>
+      </w:r>
+      <w:r>
+        <w:t xml:space="preserve"> </w:t>
+      </w:r>
+      <w:r>
+        <w:rPr>
+          <w:rFonts w:hint="eastAsia"/>
+        </w:rPr>
+        <w:t xml:space="preserve">北疆哟播种</w:t>
+      </w:r>
+      <w:r>
+        <w:t xml:space="preserve"> </w:t>
+      </w:r>
+      <w:r>
+        <w:rPr>
+          <w:rFonts w:hint="eastAsia"/>
+        </w:rPr>
+        <w:t xml:space="preserve">南国打场</w:t>
+      </w:r>
+      <w:r>
+        <w:t xml:space="preserve"> </w:t>
+      </w:r>
+      <w:r>
+        <w:rPr>
+          <w:rFonts w:hint="eastAsia"/>
+        </w:rPr>
+        <w:t xml:space="preserve">哎嘿哟</w:t>
+      </w:r>
+      <w:r>
+        <w:t xml:space="preserve"> </w:t>
+      </w:r>
+      <w:r>
+        <w:rPr>
+          <w:rFonts w:hint="eastAsia"/>
+        </w:rPr>
+        <w:t xml:space="preserve">哎嘿依嘿哟</w:t>
+      </w:r>
+      <w:r>
+        <w:t xml:space="preserve"> </w:t>
+      </w:r>
+      <w:r>
+        <w:rPr>
+          <w:rFonts w:hint="eastAsia"/>
+        </w:rPr>
+        <w:t xml:space="preserve">我们世世代代在这田野上劳动</w:t>
+      </w:r>
+      <w:r>
+        <w:t xml:space="preserve"> </w:t>
+      </w:r>
+      <w:r>
+        <w:rPr>
+          <w:rFonts w:hint="eastAsia"/>
+        </w:rPr>
+        <w:t xml:space="preserve">为她打扮为她梳妆</w:t>
+      </w:r>
+    </w:p>
+    <w:p>
+      <w:r>
+        <w:pict>
+          <v:rect style="width:0;height:1.5pt" o:hralign="center" o:hrstd="t" o:hr="t"/>
+        </w:pict>
       </w:r>
     </w:p>
     <w:p>
@@ -349,38 +415,110 @@
         <w:rPr>
           <w:rFonts w:hint="eastAsia"/>
         </w:rPr>
-        <w:t xml:space="preserve">啊中国，啊中国</w:t>
-      </w:r>
-      <w:r>
-        <w:t xml:space="preserve"> </w:t>
-      </w:r>
-      <w:r>
-        <w:rPr>
-          <w:rFonts w:hint="eastAsia"/>
-        </w:rPr>
-        <w:t xml:space="preserve">你展开了一幅百年的新画卷</w:t>
-      </w:r>
-      <w:r>
-        <w:t xml:space="preserve"> </w:t>
-      </w:r>
-      <w:r>
-        <w:rPr>
-          <w:rFonts w:hint="eastAsia"/>
-        </w:rPr>
-        <w:t xml:space="preserve">你展开了一幅百年的新画卷</w:t>
-      </w:r>
-      <w:r>
-        <w:t xml:space="preserve"> </w:t>
-      </w:r>
-      <w:r>
-        <w:rPr>
-          <w:rFonts w:hint="eastAsia"/>
-        </w:rPr>
-        <w:t xml:space="preserve">捧出万紫千红的春天</w:t>
-      </w:r>
-    </w:p>
-    <w:bookmarkEnd w:id="11"/>
-    <w:bookmarkEnd w:id="12"/>
+        <w:t xml:space="preserve">我们的未来</w:t>
+      </w:r>
+      <w:r>
+        <w:t xml:space="preserve"> </w:t>
+      </w:r>
+      <w:r>
+        <w:rPr>
+          <w:rFonts w:hint="eastAsia"/>
+        </w:rPr>
+        <w:t xml:space="preserve">在希望的田野上</w:t>
+      </w:r>
+      <w:r>
+        <w:t xml:space="preserve"> </w:t>
+      </w:r>
+      <w:r>
+        <w:rPr>
+          <w:rFonts w:hint="eastAsia"/>
+        </w:rPr>
+        <w:t xml:space="preserve">人们在明媚的阳光下生活</w:t>
+      </w:r>
+      <w:r>
+        <w:t xml:space="preserve"> </w:t>
+      </w:r>
+      <w:r>
+        <w:rPr>
+          <w:rFonts w:hint="eastAsia"/>
+        </w:rPr>
+        <w:t xml:space="preserve">生活在人们的劳动中变样</w:t>
+      </w:r>
+      <w:r>
+        <w:t xml:space="preserve"> </w:t>
+      </w:r>
+      <w:r>
+        <w:rPr>
+          <w:rFonts w:hint="eastAsia"/>
+        </w:rPr>
+        <w:t xml:space="preserve">老人们举杯</w:t>
+      </w:r>
+      <w:r>
+        <w:t xml:space="preserve"> </w:t>
+      </w:r>
+      <w:r>
+        <w:rPr>
+          <w:rFonts w:hint="eastAsia"/>
+        </w:rPr>
+        <w:t xml:space="preserve">那个孩子们欢笑</w:t>
+      </w:r>
+      <w:r>
+        <w:t xml:space="preserve"> </w:t>
+      </w:r>
+      <w:r>
+        <w:rPr>
+          <w:rFonts w:hint="eastAsia"/>
+        </w:rPr>
+        <w:t xml:space="preserve">小伙儿哟弹琴</w:t>
+      </w:r>
+      <w:r>
+        <w:t xml:space="preserve"> </w:t>
+      </w:r>
+      <w:r>
+        <w:rPr>
+          <w:rFonts w:hint="eastAsia"/>
+        </w:rPr>
+        <w:t xml:space="preserve">姑娘歌唱</w:t>
+      </w:r>
+      <w:r>
+        <w:t xml:space="preserve"> </w:t>
+      </w:r>
+      <w:r>
+        <w:rPr>
+          <w:rFonts w:hint="eastAsia"/>
+        </w:rPr>
+        <w:t xml:space="preserve">哎嘿哟</w:t>
+      </w:r>
+      <w:r>
+        <w:t xml:space="preserve"> </w:t>
+      </w:r>
+      <w:r>
+        <w:rPr>
+          <w:rFonts w:hint="eastAsia"/>
+        </w:rPr>
+        <w:t xml:space="preserve">哎嘿依嘿哟</w:t>
+      </w:r>
+      <w:r>
+        <w:t xml:space="preserve"> </w:t>
+      </w:r>
+      <w:r>
+        <w:rPr>
+          <w:rFonts w:hint="eastAsia"/>
+        </w:rPr>
+        <w:t xml:space="preserve">我们世世代代在这田野上奋斗</w:t>
+      </w:r>
+      <w:r>
+        <w:t xml:space="preserve"> </w:t>
+      </w:r>
+      <w:r>
+        <w:rPr>
+          <w:rFonts w:hint="eastAsia"/>
+        </w:rPr>
+        <w:t xml:space="preserve">为她幸福为她增光</w:t>
+      </w:r>
+    </w:p>
+    <w:bookmarkEnd w:id="9"/>
+    <w:bookmarkEnd w:id="10"/>
     <w:sectPr>
       <w:footnotePr>
         <w:numRestart w:val="eachSect"/>
